--- a/결과물/출고_20260928/혼공독해교재_공통영어2_YBM(박)_1과_05_정답해설지.docx
+++ b/결과물/출고_20260928/혼공독해교재_공통영어2_YBM(박)_1과_05_정답해설지.docx
@@ -5612,7 +5612,7 @@
               <w:color w:val="000000"/>
               <w:sz w:val="18"/>
             </w:rPr>
-            <w:t xml:space="preserve">가짜 뉴스는 사람들을 조종하려는 의도적인 시도로, 사람들을 혼란스럽게 하고 사회에 심각한 해를 끼칠 수 있으며, 특히 비상사태 때 흔히 퍼진다. 암본 지진 사례는 이를 보여 준다. 따라서 </w:t>
+            <w:t xml:space="preserve">가짜 뉴스는 사람들을 조종하려는 의도적인 시도로, 사람들을 혼란스럽게 하고 사회를 어지럽히며 대중에게 심각한 해를 끼칠 수 있고, 특히 비상사태 때 흔히 퍼진다. 암본 지진 사례는 이를 보여 준다. 따라서 </w:t>
           </w:r>
           <w:r>
             <w:rPr>
@@ -5680,7 +5680,7 @@
               <w:b w:val="0"/>
               <w:bCs w:val="0"/>
             </w:rPr>
-            <w:t xml:space="preserve">Most fake news is created by ordinary people who share stories by mistake.   </w:t>
+            <w:t xml:space="preserve">Fake news spreads mainly because people share it by mistake, not on purpose.   </w:t>
           </w:r>
           <w:r>
             <w:rPr>
@@ -5690,7 +5690,7 @@
               <w:b w:val="0"/>
               <w:bCs w:val="0"/>
             </w:rPr>
-            <w:t xml:space="preserve">(대부분의 가짜 뉴스는 실수로 이야기를 공유하는 평범한 사람들이 만든다.)</w:t>
+            <w:t xml:space="preserve">(가짜 뉴스는 주로 사람들이 일부러가 아니라 실수로 공유하기 때문에 퍼진다.)</w:t>
           </w:r>
         </w:p>
         <w:p>
@@ -5821,7 +5821,7 @@
               <w:b w:val="0"/>
               <w:bCs w:val="0"/>
             </w:rPr>
-            <w:t xml:space="preserve">Earthquakes cause far more confusion than any kind of false information.   </w:t>
+            <w:t xml:space="preserve">After an earthquake, thousands of Ambon residents spent two weeks away from their homes.   </w:t>
           </w:r>
           <w:r>
             <w:rPr>
@@ -5831,7 +5831,7 @@
               <w:b w:val="0"/>
               <w:bCs w:val="0"/>
             </w:rPr>
-            <w:t xml:space="preserve">(지진은 어떤 거짓 정보보다 훨씬 더 큰 혼란을 일으킨다.)</w:t>
+            <w:t xml:space="preserve">(지진 후 수천 명의 암본 주민이 2주 동안 집을 떠나 지냈다.)</w:t>
           </w:r>
         </w:p>
         <w:p>
@@ -5926,7 +5926,7 @@
               <w:color w:val="666666"/>
               <w:sz w:val="17"/>
             </w:rPr>
-            <w:t xml:space="preserve">가짜 뉴스는 특정 집단이 의도를 가지고 만든다고 했다. 지나처럼 실수로 퍼뜨리는 사람이 있다는 것과 만드는 사람은 구별된다.</w:t>
+            <w:t xml:space="preserve">지나처럼 실수로 퍼뜨리는 일이 드물지 않다고는 했지만, 가짜 뉴스가 ‘주로’ 실수 때문에 퍼진다고 하지는 않았다. 오히려 가짜 뉴스는 특정 집단이 목적을 가지고 사람들을 조종하려고 만든 의도적인 시도라고 했으므로 요지가 될 수 없다.</w:t>
           </w:r>
         </w:p>
         <w:p>
@@ -5990,7 +5990,7 @@
               <w:color w:val="666666"/>
               <w:sz w:val="17"/>
             </w:rPr>
-            <w:t xml:space="preserve">지진과 가짜 뉴스의 혼란을 비교하는 내용은 없으며, 주민들이 대피소에 남은 것은 가짜 뉴스 때문이었다.</w:t>
+            <w:t xml:space="preserve">주민들이 2주 동안 집을 떠나 지낸 것은 비상사태에 가짜 뉴스가 끼치는 해를 보여 주는 예시의 세부 내용일 뿐, 글 전체의 요지가 아니다.</w:t>
           </w:r>
         </w:p>
         <w:p>
@@ -6911,7 +6911,7 @@
               <w:color w:val="666666"/>
               <w:sz w:val="17"/>
             </w:rPr>
-            <w:t xml:space="preserve">선거철에 사람들은 지지 후보에게 유리한 뉴스를 맹목적으로 믿는다고 했으므로 반대 내용이다.</w:t>
+            <w:t xml:space="preserve">선거 뉴스가 공정한지는 다루지 않으며, 선거철은 사람들이 자기 믿음에 맞는 뉴스를 맹목적으로 믿는 확증 편향의 예로만 나온다.</w:t>
           </w:r>
         </w:p>
         <w:p>
@@ -8743,7 +8743,7 @@
               <w:b w:val="0"/>
               <w:bCs w:val="0"/>
             </w:rPr>
-            <w:t xml:space="preserve">How to Write News That Gets More Clicks   </w:t>
+            <w:t xml:space="preserve">Check Your Biases: The One Rule for Reading News   </w:t>
           </w:r>
           <w:r>
             <w:rPr>
@@ -8753,7 +8753,7 @@
               <w:b w:val="0"/>
               <w:bCs w:val="0"/>
             </w:rPr>
-            <w:t xml:space="preserve">(더 많은 클릭을 얻는 뉴스를 쓰는 방법)</w:t>
+            <w:t xml:space="preserve">(편견을 점검하라: 뉴스 읽기의 단 하나의 규칙)</w:t>
           </w:r>
         </w:p>
         <w:p>
@@ -8833,7 +8833,7 @@
               <w:color w:val="666666"/>
               <w:sz w:val="17"/>
             </w:rPr>
-            <w:t xml:space="preserve">편견을 점검하고 반대 의견의 기사도 찾으라고 했을 뿐, 편향된 뉴스가 낫다는 내용은 없다.</w:t>
+            <w:t xml:space="preserve">자기 의견에 맞는 기사만 읽고 있지 않은지 스스로 점검하라고 했을 뿐, 편향된 뉴스가 낫다는 내용은 없다.</w:t>
           </w:r>
         </w:p>
         <w:p>
@@ -8897,7 +8897,7 @@
               <w:color w:val="666666"/>
               <w:sz w:val="17"/>
             </w:rPr>
-            <w:t xml:space="preserve">클릭을 노린 자극적인 헤드라인을 조심하라는 글이지, 클릭을 얻는 뉴스 작성법을 다루지 않는다.</w:t>
+            <w:t xml:space="preserve">편견 점검은 글이 제시한 네 가지 방법 중 하나일 뿐이며, 글은 이를 유일한 규칙이라고 하지 않는다.</w:t>
           </w:r>
         </w:p>
         <w:p>
@@ -9288,7 +9288,7 @@
               <w:b w:val="0"/>
               <w:bCs w:val="0"/>
             </w:rPr>
-            <w:t xml:space="preserve">quickly …… popular   </w:t>
+            <w:t xml:space="preserve">critically …… popular   </w:t>
           </w:r>
           <w:r>
             <w:rPr>
@@ -9298,7 +9298,7 @@
               <w:b w:val="0"/>
               <w:bCs w:val="0"/>
             </w:rPr>
-            <w:t xml:space="preserve">(빨리 …… 인기 있는)</w:t>
+            <w:t xml:space="preserve">(비판적으로 …… 인기 있는)</w:t>
           </w:r>
         </w:p>
         <w:p>
@@ -9335,7 +9335,7 @@
               <w:b w:val="0"/>
               <w:bCs w:val="0"/>
             </w:rPr>
-            <w:t xml:space="preserve">critically …… popular   </w:t>
+            <w:t xml:space="preserve">objectively …… familiar   </w:t>
           </w:r>
           <w:r>
             <w:rPr>
@@ -9345,7 +9345,7 @@
               <w:b w:val="0"/>
               <w:bCs w:val="0"/>
             </w:rPr>
-            <w:t xml:space="preserve">(비판적으로 …… 인기 있는)</w:t>
+            <w:t xml:space="preserve">(객관적으로 …… 익숙한)</w:t>
           </w:r>
         </w:p>
         <w:p>
@@ -9476,7 +9476,7 @@
               <w:b w:val="0"/>
               <w:bCs w:val="0"/>
             </w:rPr>
-            <w:t xml:space="preserve">emotionally …… famous   </w:t>
+            <w:t xml:space="preserve">emotionally …… trustworthy   </w:t>
           </w:r>
           <w:r>
             <w:rPr>
@@ -9486,7 +9486,7 @@
               <w:b w:val="0"/>
               <w:bCs w:val="0"/>
             </w:rPr>
-            <w:t xml:space="preserve">(감정적으로 …… 유명한)</w:t>
+            <w:t xml:space="preserve">(감정적으로 …… 신뢰할 수 있는)</w:t>
           </w:r>
         </w:p>
         <w:p>
@@ -9534,7 +9534,7 @@
               <w:color w:val="666666"/>
               <w:sz w:val="17"/>
             </w:rPr>
-            <w:t xml:space="preserve">뉴스를 빨리 판단하라는 내용은 없고 비판적으로 판단하라고 했으며, 출처는 인기가 아니라 믿을 만한지를 확인해야 한다.</w:t>
+            <w:t xml:space="preserve">(A)는 맞지만, 출처가 인기 있는지가 아니라 믿을 만한 미디어 출처인지를 확인하라고 했다.</w:t>
           </w:r>
         </w:p>
         <w:p>
@@ -9566,7 +9566,7 @@
               <w:color w:val="666666"/>
               <w:sz w:val="17"/>
             </w:rPr>
-            <w:t xml:space="preserve">(A)는 맞지만, 출처가 인기 있는지가 아니라 믿을 만한 미디어 출처인지를 확인하라고 했다.</w:t>
+            <w:t xml:space="preserve">(A)의 objectively는 정보를 객관적으로 보라는 글의 내용과 맞지만, 출처가 익숙한지가 아니라 믿을 만한지를 확인하라고 했다.</w:t>
           </w:r>
         </w:p>
         <w:p>
@@ -9630,7 +9630,7 @@
               <w:color w:val="666666"/>
               <w:sz w:val="17"/>
             </w:rPr>
-            <w:t xml:space="preserve">감정이 아니라 비판적·객관적으로 보라고 했으며, 출처가 유명한지가 아니라 믿을 만한지를 확인하라고 했다.</w:t>
+            <w:t xml:space="preserve">(B)는 맞지만, 뉴스를 감정적으로 판단하라는 내용은 없고 비판적·객관적으로 판단하라고 했다.</w:t>
           </w:r>
         </w:p>
         <w:p>
